--- a/data/news/02.docx
+++ b/data/news/02.docx
@@ -125,50 +125,6 @@
         <w:spacing w:after="120" w:line="240" w:lineRule="auto"/>
         <w:rPr>
           <w:rFonts w:ascii="Times New Roman" w:hAnsi="Times New Roman" w:cs="Times New Roman"/>
-          <w:i/>
-          <w:iCs/>
-          <w:sz w:val="28"/>
-          <w:szCs w:val="28"/>
-        </w:rPr>
-      </w:pPr>
-      <w:r>
-        <w:rPr>
-          <w:rFonts w:ascii="Times New Roman" w:hAnsi="Times New Roman" w:cs="Times New Roman"/>
-          <w:i/>
-          <w:iCs/>
-          <w:sz w:val="28"/>
-          <w:szCs w:val="28"/>
-        </w:rPr>
-        <w:t>28/02/2026</w:t>
-      </w:r>
-    </w:p>
-    <w:p>
-      <w:pPr>
-        <w:spacing w:after="120" w:line="240" w:lineRule="auto"/>
-        <w:rPr>
-          <w:rFonts w:ascii="Times New Roman" w:hAnsi="Times New Roman" w:cs="Times New Roman"/>
-          <w:i/>
-          <w:iCs/>
-          <w:sz w:val="28"/>
-          <w:szCs w:val="28"/>
-        </w:rPr>
-      </w:pPr>
-      <w:r>
-        <w:rPr>
-          <w:rFonts w:ascii="Times New Roman" w:hAnsi="Times New Roman" w:cs="Times New Roman"/>
-          <w:i/>
-          <w:iCs/>
-          <w:sz w:val="28"/>
-          <w:szCs w:val="28"/>
-        </w:rPr>
-        <w:t>Lượt xem: 78</w:t>
-      </w:r>
-    </w:p>
-    <w:p>
-      <w:pPr>
-        <w:spacing w:after="120" w:line="240" w:lineRule="auto"/>
-        <w:rPr>
-          <w:rFonts w:ascii="Times New Roman" w:hAnsi="Times New Roman" w:cs="Times New Roman"/>
           <w:sz w:val="28"/>
           <w:szCs w:val="28"/>
         </w:rPr>
@@ -235,7 +191,7 @@
           <w:szCs w:val="28"/>
         </w:rPr>
         <w:drawing>
-          <wp:inline distT="0" distB="0" distL="0" distR="0" wp14:anchorId="5B903E8C" wp14:editId="00641D82">
+          <wp:inline distT="0" distB="0" distL="0" distR="0" wp14:anchorId="5B903E8C" wp14:editId="27B4CBA0">
             <wp:extent cx="5943600" cy="4457700"/>
             <wp:effectExtent l="0" t="0" r="0" b="0"/>
             <wp:docPr id="1349249710" name="Picture 10" descr="anh tin bai"/>
@@ -301,7 +257,6 @@
           <w:sz w:val="28"/>
           <w:szCs w:val="28"/>
         </w:rPr>
-        <w:lastRenderedPageBreak/>
         <w:t>Đám cháy xảy ra tại phường Nùng Trí Cao.</w:t>
       </w:r>
     </w:p>
@@ -340,6 +295,7 @@
           <w:sz w:val="28"/>
           <w:szCs w:val="28"/>
         </w:rPr>
+        <w:lastRenderedPageBreak/>
         <w:t>Công an phường Nùng Trí Cao đã khẩn trương có mặt tại hiện trường, phối hợp lực lượng Ban Chỉ huy Quân sự phường, phòng Cảnh sát Phòng cháy chữa cháy và cứu nạn cứu hộ cùng các lực lượng chức năng tổ chức khoanh vùng khu vực cháy, tham gia phát dọn thực bì, tạo đường băng cản lửa; bảo đảm an ninh, trật tự tại hiện trường. Với tinh thần trách nhiệm cao, các lực lượng đã triển khai đồng bộ các biện pháp dập lửa, khống chế từng điểm cháy, không để bùng phát trở lại.</w:t>
       </w:r>
     </w:p>
@@ -485,7 +441,6 @@
           <w:sz w:val="28"/>
           <w:szCs w:val="28"/>
         </w:rPr>
-        <w:lastRenderedPageBreak/>
         <w:drawing>
           <wp:inline distT="0" distB="0" distL="0" distR="0" wp14:anchorId="213DC7B3" wp14:editId="22998BBA">
             <wp:extent cx="5943600" cy="4414520"/>

--- a/data/news/02.docx
+++ b/data/news/02.docx
@@ -117,6 +117,28 @@
           <w:sz w:val="28"/>
           <w:szCs w:val="28"/>
         </w:rPr>
+        <w:t>#Ngay: 01/03/2026</w:t>
+      </w:r>
+    </w:p>
+    <w:p>
+      <w:pPr>
+        <w:spacing w:after="120" w:line="240" w:lineRule="auto"/>
+        <w:rPr>
+          <w:rFonts w:ascii="Times New Roman" w:hAnsi="Times New Roman" w:cs="Times New Roman"/>
+          <w:b/>
+          <w:bCs/>
+          <w:sz w:val="28"/>
+          <w:szCs w:val="28"/>
+        </w:rPr>
+      </w:pPr>
+      <w:r>
+        <w:rPr>
+          <w:rFonts w:ascii="Times New Roman" w:hAnsi="Times New Roman" w:cs="Times New Roman"/>
+          <w:b/>
+          <w:bCs/>
+          <w:sz w:val="28"/>
+          <w:szCs w:val="28"/>
+        </w:rPr>
         <w:t>Khẩn trương khống chế đám cháy tại phường Nùng Trí Cao</w:t>
       </w:r>
     </w:p>
@@ -191,7 +213,7 @@
           <w:szCs w:val="28"/>
         </w:rPr>
         <w:drawing>
-          <wp:inline distT="0" distB="0" distL="0" distR="0" wp14:anchorId="5B903E8C" wp14:editId="27B4CBA0">
+          <wp:inline distT="0" distB="0" distL="0" distR="0" wp14:anchorId="5B903E8C" wp14:editId="5D828B29">
             <wp:extent cx="5943600" cy="4457700"/>
             <wp:effectExtent l="0" t="0" r="0" b="0"/>
             <wp:docPr id="1349249710" name="Picture 10" descr="anh tin bai"/>
@@ -277,6 +299,7 @@
           <w:sz w:val="28"/>
           <w:szCs w:val="28"/>
         </w:rPr>
+        <w:lastRenderedPageBreak/>
         <w:t> </w:t>
       </w:r>
     </w:p>
@@ -295,152 +318,152 @@
           <w:sz w:val="28"/>
           <w:szCs w:val="28"/>
         </w:rPr>
+        <w:t>Công an phường Nùng Trí Cao đã khẩn trương có mặt tại hiện trường, phối hợp lực lượng Ban Chỉ huy Quân sự phường, phòng Cảnh sát Phòng cháy chữa cháy và cứu nạn cứu hộ cùng các lực lượng chức năng tổ chức khoanh vùng khu vực cháy, tham gia phát dọn thực bì, tạo đường băng cản lửa; bảo đảm an ninh, trật tự tại hiện trường. Với tinh thần trách nhiệm cao, các lực lượng đã triển khai đồng bộ các biện pháp dập lửa, khống chế từng điểm cháy, không để bùng phát trở lại.</w:t>
+      </w:r>
+    </w:p>
+    <w:p>
+      <w:pPr>
+        <w:spacing w:after="120" w:line="240" w:lineRule="auto"/>
+        <w:rPr>
+          <w:rFonts w:ascii="Times New Roman" w:hAnsi="Times New Roman" w:cs="Times New Roman"/>
+          <w:sz w:val="28"/>
+          <w:szCs w:val="28"/>
+        </w:rPr>
+      </w:pPr>
+      <w:r>
+        <w:rPr>
+          <w:rFonts w:ascii="Times New Roman" w:hAnsi="Times New Roman" w:cs="Times New Roman"/>
+          <w:sz w:val="28"/>
+          <w:szCs w:val="28"/>
+        </w:rPr>
+        <w:t> </w:t>
+      </w:r>
+    </w:p>
+    <w:p>
+      <w:pPr>
+        <w:spacing w:after="120" w:line="240" w:lineRule="auto"/>
+        <w:rPr>
+          <w:rFonts w:ascii="Times New Roman" w:hAnsi="Times New Roman" w:cs="Times New Roman"/>
+          <w:sz w:val="28"/>
+          <w:szCs w:val="28"/>
+        </w:rPr>
+      </w:pPr>
+      <w:r>
+        <w:rPr>
+          <w:rFonts w:ascii="Times New Roman" w:hAnsi="Times New Roman" w:cs="Times New Roman"/>
+          <w:sz w:val="28"/>
+          <w:szCs w:val="28"/>
+        </w:rPr>
+        <w:t>Đến khoảng 22h00 cùng ngày, đám cháy được khống chế và dập tắt hoàn toàn, không để cháy lan sang khu vực khác, hạn chế thấp nhất thiệt hại có thể xảy ra.</w:t>
+      </w:r>
+    </w:p>
+    <w:p>
+      <w:pPr>
+        <w:spacing w:after="120" w:line="240" w:lineRule="auto"/>
+        <w:rPr>
+          <w:rFonts w:ascii="Times New Roman" w:hAnsi="Times New Roman" w:cs="Times New Roman"/>
+          <w:sz w:val="28"/>
+          <w:szCs w:val="28"/>
+        </w:rPr>
+      </w:pPr>
+      <w:r>
+        <w:rPr>
+          <w:rFonts w:ascii="Times New Roman" w:hAnsi="Times New Roman" w:cs="Times New Roman"/>
+          <w:sz w:val="28"/>
+          <w:szCs w:val="28"/>
+        </w:rPr>
+        <w:t> </w:t>
+      </w:r>
+    </w:p>
+    <w:p>
+      <w:pPr>
+        <w:spacing w:after="120" w:line="240" w:lineRule="auto"/>
+        <w:rPr>
+          <w:rFonts w:ascii="Times New Roman" w:hAnsi="Times New Roman" w:cs="Times New Roman"/>
+          <w:sz w:val="28"/>
+          <w:szCs w:val="28"/>
+        </w:rPr>
+      </w:pPr>
+      <w:r>
+        <w:rPr>
+          <w:rFonts w:ascii="Times New Roman" w:hAnsi="Times New Roman" w:cs="Times New Roman"/>
+          <w:sz w:val="28"/>
+          <w:szCs w:val="28"/>
+        </w:rPr>
+        <w:t>Hiện nguyên nhân vụ cháy đang được cơ quan chức năng tiếp tục xác minh, làm rõ.</w:t>
+      </w:r>
+    </w:p>
+    <w:p>
+      <w:pPr>
+        <w:spacing w:after="120" w:line="240" w:lineRule="auto"/>
+        <w:rPr>
+          <w:rFonts w:ascii="Times New Roman" w:hAnsi="Times New Roman" w:cs="Times New Roman"/>
+          <w:sz w:val="28"/>
+          <w:szCs w:val="28"/>
+        </w:rPr>
+      </w:pPr>
+      <w:r>
+        <w:rPr>
+          <w:rFonts w:ascii="Times New Roman" w:hAnsi="Times New Roman" w:cs="Times New Roman"/>
+          <w:sz w:val="28"/>
+          <w:szCs w:val="28"/>
+        </w:rPr>
+        <w:t> </w:t>
+      </w:r>
+    </w:p>
+    <w:p>
+      <w:pPr>
+        <w:spacing w:after="120" w:line="240" w:lineRule="auto"/>
+        <w:rPr>
+          <w:rFonts w:ascii="Times New Roman" w:hAnsi="Times New Roman" w:cs="Times New Roman"/>
+          <w:sz w:val="28"/>
+          <w:szCs w:val="28"/>
+        </w:rPr>
+      </w:pPr>
+      <w:r>
+        <w:rPr>
+          <w:rFonts w:ascii="Times New Roman" w:hAnsi="Times New Roman" w:cs="Times New Roman"/>
+          <w:sz w:val="28"/>
+          <w:szCs w:val="28"/>
+        </w:rPr>
+        <w:t>Một số hình ảnh về các lực lượng tham gia chữa cháy</w:t>
+      </w:r>
+    </w:p>
+    <w:p>
+      <w:pPr>
+        <w:spacing w:after="120" w:line="240" w:lineRule="auto"/>
+        <w:rPr>
+          <w:rFonts w:ascii="Times New Roman" w:hAnsi="Times New Roman" w:cs="Times New Roman"/>
+          <w:sz w:val="28"/>
+          <w:szCs w:val="28"/>
+        </w:rPr>
+      </w:pPr>
+      <w:r>
+        <w:rPr>
+          <w:rFonts w:ascii="Times New Roman" w:hAnsi="Times New Roman" w:cs="Times New Roman"/>
+          <w:sz w:val="28"/>
+          <w:szCs w:val="28"/>
+        </w:rPr>
+        <w:t> </w:t>
+      </w:r>
+    </w:p>
+    <w:p>
+      <w:pPr>
+        <w:spacing w:after="120" w:line="240" w:lineRule="auto"/>
+        <w:rPr>
+          <w:rFonts w:ascii="Times New Roman" w:hAnsi="Times New Roman" w:cs="Times New Roman"/>
+          <w:sz w:val="28"/>
+          <w:szCs w:val="28"/>
+        </w:rPr>
+      </w:pPr>
+      <w:r>
+        <w:rPr>
+          <w:rFonts w:ascii="Times New Roman" w:hAnsi="Times New Roman" w:cs="Times New Roman"/>
+          <w:noProof/>
+          <w:sz w:val="28"/>
+          <w:szCs w:val="28"/>
+        </w:rPr>
         <w:lastRenderedPageBreak/>
-        <w:t>Công an phường Nùng Trí Cao đã khẩn trương có mặt tại hiện trường, phối hợp lực lượng Ban Chỉ huy Quân sự phường, phòng Cảnh sát Phòng cháy chữa cháy và cứu nạn cứu hộ cùng các lực lượng chức năng tổ chức khoanh vùng khu vực cháy, tham gia phát dọn thực bì, tạo đường băng cản lửa; bảo đảm an ninh, trật tự tại hiện trường. Với tinh thần trách nhiệm cao, các lực lượng đã triển khai đồng bộ các biện pháp dập lửa, khống chế từng điểm cháy, không để bùng phát trở lại.</w:t>
-      </w:r>
-    </w:p>
-    <w:p>
-      <w:pPr>
-        <w:spacing w:after="120" w:line="240" w:lineRule="auto"/>
-        <w:rPr>
-          <w:rFonts w:ascii="Times New Roman" w:hAnsi="Times New Roman" w:cs="Times New Roman"/>
-          <w:sz w:val="28"/>
-          <w:szCs w:val="28"/>
-        </w:rPr>
-      </w:pPr>
-      <w:r>
-        <w:rPr>
-          <w:rFonts w:ascii="Times New Roman" w:hAnsi="Times New Roman" w:cs="Times New Roman"/>
-          <w:sz w:val="28"/>
-          <w:szCs w:val="28"/>
-        </w:rPr>
-        <w:t> </w:t>
-      </w:r>
-    </w:p>
-    <w:p>
-      <w:pPr>
-        <w:spacing w:after="120" w:line="240" w:lineRule="auto"/>
-        <w:rPr>
-          <w:rFonts w:ascii="Times New Roman" w:hAnsi="Times New Roman" w:cs="Times New Roman"/>
-          <w:sz w:val="28"/>
-          <w:szCs w:val="28"/>
-        </w:rPr>
-      </w:pPr>
-      <w:r>
-        <w:rPr>
-          <w:rFonts w:ascii="Times New Roman" w:hAnsi="Times New Roman" w:cs="Times New Roman"/>
-          <w:sz w:val="28"/>
-          <w:szCs w:val="28"/>
-        </w:rPr>
-        <w:t>Đến khoảng 22h00 cùng ngày, đám cháy được khống chế và dập tắt hoàn toàn, không để cháy lan sang khu vực khác, hạn chế thấp nhất thiệt hại có thể xảy ra.</w:t>
-      </w:r>
-    </w:p>
-    <w:p>
-      <w:pPr>
-        <w:spacing w:after="120" w:line="240" w:lineRule="auto"/>
-        <w:rPr>
-          <w:rFonts w:ascii="Times New Roman" w:hAnsi="Times New Roman" w:cs="Times New Roman"/>
-          <w:sz w:val="28"/>
-          <w:szCs w:val="28"/>
-        </w:rPr>
-      </w:pPr>
-      <w:r>
-        <w:rPr>
-          <w:rFonts w:ascii="Times New Roman" w:hAnsi="Times New Roman" w:cs="Times New Roman"/>
-          <w:sz w:val="28"/>
-          <w:szCs w:val="28"/>
-        </w:rPr>
-        <w:t> </w:t>
-      </w:r>
-    </w:p>
-    <w:p>
-      <w:pPr>
-        <w:spacing w:after="120" w:line="240" w:lineRule="auto"/>
-        <w:rPr>
-          <w:rFonts w:ascii="Times New Roman" w:hAnsi="Times New Roman" w:cs="Times New Roman"/>
-          <w:sz w:val="28"/>
-          <w:szCs w:val="28"/>
-        </w:rPr>
-      </w:pPr>
-      <w:r>
-        <w:rPr>
-          <w:rFonts w:ascii="Times New Roman" w:hAnsi="Times New Roman" w:cs="Times New Roman"/>
-          <w:sz w:val="28"/>
-          <w:szCs w:val="28"/>
-        </w:rPr>
-        <w:t>Hiện nguyên nhân vụ cháy đang được cơ quan chức năng tiếp tục xác minh, làm rõ.</w:t>
-      </w:r>
-    </w:p>
-    <w:p>
-      <w:pPr>
-        <w:spacing w:after="120" w:line="240" w:lineRule="auto"/>
-        <w:rPr>
-          <w:rFonts w:ascii="Times New Roman" w:hAnsi="Times New Roman" w:cs="Times New Roman"/>
-          <w:sz w:val="28"/>
-          <w:szCs w:val="28"/>
-        </w:rPr>
-      </w:pPr>
-      <w:r>
-        <w:rPr>
-          <w:rFonts w:ascii="Times New Roman" w:hAnsi="Times New Roman" w:cs="Times New Roman"/>
-          <w:sz w:val="28"/>
-          <w:szCs w:val="28"/>
-        </w:rPr>
-        <w:t> </w:t>
-      </w:r>
-    </w:p>
-    <w:p>
-      <w:pPr>
-        <w:spacing w:after="120" w:line="240" w:lineRule="auto"/>
-        <w:rPr>
-          <w:rFonts w:ascii="Times New Roman" w:hAnsi="Times New Roman" w:cs="Times New Roman"/>
-          <w:sz w:val="28"/>
-          <w:szCs w:val="28"/>
-        </w:rPr>
-      </w:pPr>
-      <w:r>
-        <w:rPr>
-          <w:rFonts w:ascii="Times New Roman" w:hAnsi="Times New Roman" w:cs="Times New Roman"/>
-          <w:sz w:val="28"/>
-          <w:szCs w:val="28"/>
-        </w:rPr>
-        <w:t>Một số hình ảnh về các lực lượng tham gia chữa cháy</w:t>
-      </w:r>
-    </w:p>
-    <w:p>
-      <w:pPr>
-        <w:spacing w:after="120" w:line="240" w:lineRule="auto"/>
-        <w:rPr>
-          <w:rFonts w:ascii="Times New Roman" w:hAnsi="Times New Roman" w:cs="Times New Roman"/>
-          <w:sz w:val="28"/>
-          <w:szCs w:val="28"/>
-        </w:rPr>
-      </w:pPr>
-      <w:r>
-        <w:rPr>
-          <w:rFonts w:ascii="Times New Roman" w:hAnsi="Times New Roman" w:cs="Times New Roman"/>
-          <w:sz w:val="28"/>
-          <w:szCs w:val="28"/>
-        </w:rPr>
-        <w:t> </w:t>
-      </w:r>
-    </w:p>
-    <w:p>
-      <w:pPr>
-        <w:spacing w:after="120" w:line="240" w:lineRule="auto"/>
-        <w:rPr>
-          <w:rFonts w:ascii="Times New Roman" w:hAnsi="Times New Roman" w:cs="Times New Roman"/>
-          <w:sz w:val="28"/>
-          <w:szCs w:val="28"/>
-        </w:rPr>
-      </w:pPr>
-      <w:r>
-        <w:rPr>
-          <w:rFonts w:ascii="Times New Roman" w:hAnsi="Times New Roman" w:cs="Times New Roman"/>
-          <w:noProof/>
-          <w:sz w:val="28"/>
-          <w:szCs w:val="28"/>
-        </w:rPr>
         <w:drawing>
           <wp:inline distT="0" distB="0" distL="0" distR="0" wp14:anchorId="213DC7B3" wp14:editId="22998BBA">
             <wp:extent cx="5943600" cy="4414520"/>
@@ -1266,7 +1289,6 @@
   <w:style w:type="character" w:default="1" w:styleId="DefaultParagraphFont">
     <w:name w:val="Default Paragraph Font"/>
     <w:uiPriority w:val="1"/>
-    <w:semiHidden/>
     <w:unhideWhenUsed/>
   </w:style>
   <w:style w:type="table" w:default="1" w:styleId="TableNormal">
